--- a/klagomål/A 13824-2026 FSC-klagomål.docx
+++ b/klagomål/A 13824-2026 FSC-klagomål.docx
@@ -877,7 +877,7 @@
     <w:r>
       <w:tab/>
       <w:tab/>
-      <w:t>2026-04-14</w:t>
+      <w:t>2026-04-15</w:t>
       <w:br/>
       <w:br/>
     </w:r>

--- a/klagomål/A 13824-2026 FSC-klagomål.docx
+++ b/klagomål/A 13824-2026 FSC-klagomål.docx
@@ -877,7 +877,7 @@
     <w:r>
       <w:tab/>
       <w:tab/>
-      <w:t>2026-04-15</w:t>
+      <w:t>2026-04-16</w:t>
       <w:br/>
       <w:br/>
     </w:r>

--- a/klagomål/A 13824-2026 FSC-klagomål.docx
+++ b/klagomål/A 13824-2026 FSC-klagomål.docx
@@ -877,7 +877,7 @@
     <w:r>
       <w:tab/>
       <w:tab/>
-      <w:t>2026-04-16</w:t>
+      <w:t>2026-04-17</w:t>
       <w:br/>
       <w:br/>
     </w:r>

--- a/klagomål/A 13824-2026 FSC-klagomål.docx
+++ b/klagomål/A 13824-2026 FSC-klagomål.docx
@@ -877,7 +877,7 @@
     <w:r>
       <w:tab/>
       <w:tab/>
-      <w:t>2026-04-17</w:t>
+      <w:t>2026-04-18</w:t>
       <w:br/>
       <w:br/>
     </w:r>

--- a/klagomål/A 13824-2026 FSC-klagomål.docx
+++ b/klagomål/A 13824-2026 FSC-klagomål.docx
@@ -283,7 +283,7 @@
         <w:t>Skrovellav (NT)</w:t>
       </w:r>
       <w:r>
-        <w:t xml:space="preserve"> växer på gamla lövträd och på klippor i gamla skogar med hög och jämn luftfuktighet. Slutavverkning av kontinuitetsskog utgör det största hotet och lavens fortsatta förekomst bör säkerställas genom att lokaler med äldre skog skyddas. I områden med mycket hög luftfuktighet kan man på bålen av skrovellav finna de sällsynta parasitsvamparna skrovellavsknapp (EN) och </w:t>
+        <w:t xml:space="preserve"> växer på gamla lövträd och på klippor i gamla skogar med hög och jämn luftfuktighet. Slutavverkning av kontinuitetsskog utgör det största hotet och lavens fortsatta förekomst bör säkerställas genom att lokaler med äldre skog skyddas. I områden med mycket hög luftfuktighet kan man på bålen av skrovellav finna de sällsynta parasitsvamparna skrovellavsknapp (EN), </w:t>
       </w:r>
       <w:r>
         <w:rPr>
@@ -292,7 +292,16 @@
         <w:t>Catillaria lobariicola</w:t>
       </w:r>
       <w:r>
-        <w:t xml:space="preserve"> (VU). Skrovellav är typisk art för </w:t>
+        <w:t xml:space="preserve"> (VU) och </w:t>
+      </w:r>
+      <w:r>
+        <w:rPr>
+          <w:i/>
+        </w:rPr>
+        <w:t>Merismatium lobariae</w:t>
+      </w:r>
+      <w:r>
+        <w:t xml:space="preserve"> (DD). Skrovellav är typisk art för </w:t>
       </w:r>
       <w:r>
         <w:rPr>
@@ -877,7 +886,7 @@
     <w:r>
       <w:tab/>
       <w:tab/>
-      <w:t>2026-04-18</w:t>
+      <w:t>2026-04-19</w:t>
       <w:br/>
       <w:br/>
     </w:r>

--- a/klagomål/A 13824-2026 FSC-klagomål.docx
+++ b/klagomål/A 13824-2026 FSC-klagomål.docx
@@ -886,7 +886,7 @@
     <w:r>
       <w:tab/>
       <w:tab/>
-      <w:t>2026-04-19</w:t>
+      <w:t>2026-04-20</w:t>
       <w:br/>
       <w:br/>
     </w:r>

--- a/klagomål/A 13824-2026 FSC-klagomål.docx
+++ b/klagomål/A 13824-2026 FSC-klagomål.docx
@@ -886,7 +886,7 @@
     <w:r>
       <w:tab/>
       <w:tab/>
-      <w:t>2026-04-20</w:t>
+      <w:t>2026-04-21</w:t>
       <w:br/>
       <w:br/>
     </w:r>

--- a/klagomål/A 13824-2026 FSC-klagomål.docx
+++ b/klagomål/A 13824-2026 FSC-klagomål.docx
@@ -886,7 +886,7 @@
     <w:r>
       <w:tab/>
       <w:tab/>
-      <w:t>2026-04-21</w:t>
+      <w:t>2026-04-22</w:t>
       <w:br/>
       <w:br/>
     </w:r>

--- a/klagomål/A 13824-2026 FSC-klagomål.docx
+++ b/klagomål/A 13824-2026 FSC-klagomål.docx
@@ -886,7 +886,7 @@
     <w:r>
       <w:tab/>
       <w:tab/>
-      <w:t>2026-04-22</w:t>
+      <w:t>2026-04-23</w:t>
       <w:br/>
       <w:br/>
     </w:r>

--- a/klagomål/A 13824-2026 FSC-klagomål.docx
+++ b/klagomål/A 13824-2026 FSC-klagomål.docx
@@ -886,7 +886,7 @@
     <w:r>
       <w:tab/>
       <w:tab/>
-      <w:t>2026-04-23</w:t>
+      <w:t>2026-04-24</w:t>
       <w:br/>
       <w:br/>
     </w:r>

--- a/klagomål/A 13824-2026 FSC-klagomål.docx
+++ b/klagomål/A 13824-2026 FSC-klagomål.docx
@@ -886,7 +886,7 @@
     <w:r>
       <w:tab/>
       <w:tab/>
-      <w:t>2026-04-24</w:t>
+      <w:t>2026-04-25</w:t>
       <w:br/>
       <w:br/>
     </w:r>

--- a/klagomål/A 13824-2026 FSC-klagomål.docx
+++ b/klagomål/A 13824-2026 FSC-klagomål.docx
@@ -886,7 +886,7 @@
     <w:r>
       <w:tab/>
       <w:tab/>
-      <w:t>2026-04-25</w:t>
+      <w:t>2026-04-26</w:t>
       <w:br/>
       <w:br/>
     </w:r>

--- a/klagomål/A 13824-2026 FSC-klagomål.docx
+++ b/klagomål/A 13824-2026 FSC-klagomål.docx
@@ -886,7 +886,7 @@
     <w:r>
       <w:tab/>
       <w:tab/>
-      <w:t>2026-04-26</w:t>
+      <w:t>2026-04-27</w:t>
       <w:br/>
       <w:br/>
     </w:r>

--- a/klagomål/A 13824-2026 FSC-klagomål.docx
+++ b/klagomål/A 13824-2026 FSC-klagomål.docx
@@ -886,7 +886,7 @@
     <w:r>
       <w:tab/>
       <w:tab/>
-      <w:t>2026-04-27</w:t>
+      <w:t>2026-04-28</w:t>
       <w:br/>
       <w:br/>
     </w:r>
